--- a/public/exports/contracts/subcontract-dev-2026/contract.uk.docx
+++ b/public/exports/contracts/subcontract-dev-2026/contract.uk.docx
@@ -188,7 +188,7 @@
           <w:b/>
           <w:bCs/>
         </w:rPr>
-        <w:t xml:space="preserve">HRB260696B</w:t>
+        <w:t xml:space="preserve">HRB123456X</w:t>
       </w:r>
       <w:r>
         <w:t xml:space="preserve">, VAT ID </w:t>
@@ -198,10 +198,10 @@
           <w:b/>
           <w:bCs/>
         </w:rPr>
-        <w:t xml:space="preserve">DE366220301</w:t>
-      </w:r>
-      <w:r>
-        <w:t xml:space="preserve">, з юридичною адресою: Am Märchenbrunnen 7, Berlin, 10407, Germany, в особі Директора Olga Iakubovska, що діє на підставі Статуту (надалі — "</w:t>
+        <w:t xml:space="preserve">DE999888777</w:t>
+      </w:r>
+      <w:r>
+        <w:t xml:space="preserve">, з юридичною адресою: Musterstraße 1, Berlin, 10115, Germany, в особі Директора Jana Weber, що діє на підставі Статуту (надалі — "</w:t>
       </w:r>
       <w:r>
         <w:rPr>
@@ -877,7 +877,7 @@
         <w:t xml:space="preserve">Legal:</w:t>
       </w:r>
       <w:r>
-        <w:t xml:space="preserve"> Non-compete у Каліфорнії та частинах ЄС може бути неenforceable. Якщо субпідрядник з тих юрисдикцій — залиште пункт, але не розраховуйте на нього як єдиний захист. — Olga &lt;/aside&gt;</w:t>
+        <w:t xml:space="preserve"> Non-compete у Каліфорнії та частинах ЄС може бути неenforceable. Якщо субпідрядник з тих юрисдикцій — залиште пункт, але не розраховуйте на нього як єдиний захист. — Legal &lt;/aside&gt;</w:t>
       </w:r>
     </w:p>
     <w:p>
@@ -922,20 +922,20 @@
         <w:t xml:space="preserve">Legal:</w:t>
       </w:r>
       <w:r>
-        <w:t xml:space="preserve"> У 2024 ми ледь не втратили IP на великому проекті через невиважене формулювання цього пункту. Не послаблювати без консультації. — Olga &lt;/aside&gt;</w:t>
-      </w:r>
-    </w:p>
-    <w:p>
-      <w:pPr>
-        <w:spacing w:after="180"/>
-        <w:jc w:val="both"/>
-      </w:pPr>
-      <w:r>
-        <w:rPr>
-          <w:b/>
-          <w:bCs/>
-        </w:rPr>
-        <w:t xml:space="preserve">Final Works.</w:t>
+        <w:t xml:space="preserve"> У 2024 ми ледь не втратили права на інтелектуальну власність на великому проєкті через невиважене формулювання цього пункту. Не послаблювати без консультації. — Legal &lt;/aside&gt;</w:t>
+      </w:r>
+    </w:p>
+    <w:p>
+      <w:pPr>
+        <w:spacing w:after="180"/>
+        <w:jc w:val="both"/>
+      </w:pPr>
+      <w:r>
+        <w:rPr>
+          <w:b/>
+          <w:bCs/>
+        </w:rPr>
+        <w:t xml:space="preserve">Кінцеві результати.</w:t>
       </w:r>
       <w:r>
         <w:t xml:space="preserve"> Субпідрядник передає Контрактору </w:t>
@@ -971,7 +971,7 @@
           <w:b/>
           <w:bCs/>
         </w:rPr>
-        <w:t xml:space="preserve">Open-source код.</w:t>
+        <w:t xml:space="preserve">Код з відкритим кодом.</w:t>
       </w:r>
       <w:r>
         <w:t xml:space="preserve"> Субпідрядник гарантує, що не включав і не включатиме жодного open-source коду чи бібліотек під GPL, AGPL або іншими copyleft-ліцензіями без попередньої письмової згоди Контрактора, якщо таке включення зобов'язує Контрактора ліцензувати власне програмне забезпечення далі.</w:t>
@@ -984,172 +984,7 @@
         <w:spacing w:after="180" w:before="360"/>
       </w:pPr>
       <w:r>
-        <w:t xml:space="preserve">6. Publicity</w:t>
-      </w:r>
-    </w:p>
-    <w:p>
-      <w:pPr>
-        <w:spacing w:after="180"/>
-        <w:jc w:val="both"/>
-      </w:pPr>
-      <w:r>
-        <w:t xml:space="preserve">Субпідрядник має право згадувати факт надання Послуг Контрактору на власному вебсайті виключно з маркетинговою метою.</w:t>
-      </w:r>
-    </w:p>
-    <w:p>
-      <w:pPr>
-        <w:pStyle w:val="Heading2"/>
-        <w:keepNext/>
-        <w:spacing w:after="180" w:before="360"/>
-      </w:pPr>
-      <w:r>
-        <w:t xml:space="preserve">7. Term and Termination</w:t>
-      </w:r>
-    </w:p>
-    <w:p>
-      <w:pPr>
-        <w:spacing w:after="180"/>
-        <w:jc w:val="both"/>
-      </w:pPr>
-      <w:r>
-        <w:rPr>
-          <w:b/>
-          <w:bCs/>
-        </w:rPr>
-        <w:t xml:space="preserve">Term.</w:t>
-      </w:r>
-      <w:r>
-        <w:t xml:space="preserve"> Цей договір набуває чинності від Start date і діє до розірвання однією зі сторін відповідно до умов нижче.</w:t>
-      </w:r>
-    </w:p>
-    <w:p>
-      <w:pPr>
-        <w:spacing w:after="180"/>
-        <w:jc w:val="both"/>
-      </w:pPr>
-      <w:r>
-        <w:rPr>
-          <w:b/>
-          <w:bCs/>
-        </w:rPr>
-        <w:t xml:space="preserve">Termination Контрактором (перші 3 місяці).</w:t>
-      </w:r>
-      <w:r>
-        <w:t xml:space="preserve"> Протягом перших </w:t>
-      </w:r>
-      <w:r>
-        <w:rPr>
-          <w:b/>
-          <w:bCs/>
-        </w:rPr>
-        <w:t xml:space="preserve">трьох (3) місяців</w:t>
-      </w:r>
-      <w:r>
-        <w:t xml:space="preserve"> від Start date, Контрактор може розірвати цей договір у будь-який час, надавши Субпідряднику </w:t>
-      </w:r>
-      <w:r>
-        <w:rPr>
-          <w:b/>
-          <w:bCs/>
-        </w:rPr>
-        <w:t xml:space="preserve">1-денне</w:t>
-      </w:r>
-      <w:r>
-        <w:t xml:space="preserve"> письмове попередження.</w:t>
-      </w:r>
-    </w:p>
-    <w:p>
-      <w:pPr>
-        <w:spacing w:after="180"/>
-        <w:jc w:val="both"/>
-      </w:pPr>
-      <w:r>
-        <w:rPr>
-          <w:b/>
-          <w:bCs/>
-        </w:rPr>
-        <w:t xml:space="preserve">Termination Контрактором (після 3 місяців).</w:t>
-      </w:r>
-      <w:r>
-        <w:t xml:space="preserve"> Після початкового тримісячного періоду, Контрактор може розірвати цей договір у будь-який час, надавши Субпідряднику </w:t>
-      </w:r>
-      <w:r>
-        <w:rPr>
-          <w:b/>
-          <w:bCs/>
-        </w:rPr>
-        <w:t xml:space="preserve">14-денне</w:t>
-      </w:r>
-      <w:r>
-        <w:t xml:space="preserve"> письмове попередження.</w:t>
-      </w:r>
-    </w:p>
-    <w:p>
-      <w:pPr>
-        <w:spacing w:after="180"/>
-        <w:jc w:val="both"/>
-      </w:pPr>
-      <w:r>
-        <w:rPr>
-          <w:b/>
-          <w:bCs/>
-        </w:rPr>
-        <w:t xml:space="preserve">Termination Субпідрядником.</w:t>
-      </w:r>
-      <w:r>
-        <w:t xml:space="preserve"> Субпідрядник може розірвати цей договір у будь-який час, надавши Контрактору </w:t>
-      </w:r>
-      <w:r>
-        <w:rPr>
-          <w:b/>
-          <w:bCs/>
-        </w:rPr>
-        <w:t xml:space="preserve">14-денне</w:t>
-      </w:r>
-      <w:r>
-        <w:t xml:space="preserve"> письмове попередження, незалежно від тривалості договору.</w:t>
-      </w:r>
-    </w:p>
-    <w:p>
-      <w:pPr>
-        <w:pStyle w:val="Heading2"/>
-        <w:keepNext/>
-        <w:spacing w:after="180" w:before="360"/>
-      </w:pPr>
-      <w:r>
-        <w:t xml:space="preserve">8. Limitation of Liability and Indemnification</w:t>
-      </w:r>
-    </w:p>
-    <w:p>
-      <w:pPr>
-        <w:spacing w:after="180"/>
-        <w:jc w:val="both"/>
-      </w:pPr>
-      <w:r>
-        <w:rPr>
-          <w:b/>
-          <w:bCs/>
-        </w:rPr>
-        <w:t xml:space="preserve">Legal:</w:t>
-      </w:r>
-      <w:r>
-        <w:t xml:space="preserve"> Ентерпрайзи майже завжди просять знизити Max liability до 6 місяців або до фіксованої суми. Погоджуємо тільки після consultation з Olga. Не робіть самі. — Legal team &lt;/aside&gt;</w:t>
-      </w:r>
-    </w:p>
-    <w:p>
-      <w:pPr>
-        <w:spacing w:after="180"/>
-        <w:jc w:val="both"/>
-      </w:pPr>
-      <w:r>
-        <w:rPr>
-          <w:b/>
-          <w:bCs/>
-        </w:rPr>
-        <w:t xml:space="preserve">Взаємна індемніфікація.</w:t>
-      </w:r>
-      <w:r>
-        <w:t xml:space="preserve"> Кожна сторона (як сторона, що відшкодовує) зобов'язується компенсувати іншій стороні (як відшкодовуваній стороні) всі збитки, що виникають з:</w:t>
+        <w:t xml:space="preserve">Критичні моменти</w:t>
       </w:r>
     </w:p>
     <w:p>
@@ -1162,16 +997,23 @@
         <w:spacing w:after="60"/>
       </w:pPr>
       <w:r>
-        <w:t xml:space="preserve">будь-якого провадження, ініційованого третьою стороною або</w:t>
-      </w:r>
-    </w:p>
-    <w:p>
-      <w:pPr>
-        <w:spacing w:after="180"/>
-        <w:jc w:val="both"/>
-      </w:pPr>
-      <w:r>
-        <w:t xml:space="preserve">відшкодовуваною стороною; та</w:t>
+        <w:rPr>
+          <w:b/>
+          <w:bCs/>
+        </w:rPr>
+        <w:t xml:space="preserve">«Виключно після повної оплати»</w:t>
+      </w:r>
+      <w:r>
+        <w:t xml:space="preserve"> — фраза, яку деякі</w:t>
+      </w:r>
+    </w:p>
+    <w:p>
+      <w:pPr>
+        <w:spacing w:after="180"/>
+        <w:jc w:val="both"/>
+      </w:pPr>
+      <w:r>
+        <w:t xml:space="preserve">субпідрядники просять прибрати. Не прибирайте без консультації з Legal. Це важіль впливу при спорі.</w:t>
       </w:r>
     </w:p>
     <w:p>
@@ -1184,155 +1026,16 @@
         <w:spacing w:after="60"/>
       </w:pPr>
       <w:r>
-        <w:t xml:space="preserve">умисних порушень або грубої недбалості сторони, що відшкодовує.</w:t>
-      </w:r>
-    </w:p>
-    <w:p>
-      <w:pPr>
-        <w:spacing w:after="180"/>
-        <w:jc w:val="both"/>
-      </w:pPr>
-      <w:r>
-        <w:rPr>
-          <w:b/>
-          <w:bCs/>
-        </w:rPr>
-        <w:t xml:space="preserve">Взаємне обмеження відповідальності.</w:t>
-      </w:r>
-      <w:r>
-        <w:t xml:space="preserve"> Жодна зі сторін не несе відповідальності за збитки від порушення договору, які є віддаленими або які не могли бути розумно передбачені при укладенні цього договору.</w:t>
-      </w:r>
-    </w:p>
-    <w:p>
-      <w:pPr>
-        <w:spacing w:after="180"/>
-        <w:jc w:val="both"/>
-      </w:pPr>
-      <w:r>
-        <w:rPr>
-          <w:b/>
-          <w:bCs/>
-        </w:rPr>
-        <w:t xml:space="preserve">Максимальна відповідальність.</w:t>
-      </w:r>
-      <w:r>
-        <w:t xml:space="preserve"> Відповідальність Субпідрядника (або Контрактора у клієнтському договорі) за цим договором не перевищує суму винагороди, сплачену за </w:t>
-      </w:r>
-      <w:r>
-        <w:rPr>
-          <w:b/>
-          <w:bCs/>
-        </w:rPr>
-        <w:t xml:space="preserve">12 місяців</w:t>
-      </w:r>
-      <w:r>
-        <w:t xml:space="preserve">, що передують даті виникнення відповідної претензії.</w:t>
-      </w:r>
-    </w:p>
-    <w:p>
-      <w:pPr>
-        <w:pStyle w:val="Heading2"/>
-        <w:keepNext/>
-        <w:spacing w:after="180" w:before="360"/>
-      </w:pPr>
-      <w:r>
-        <w:t xml:space="preserve">9. Effect of Termination</w:t>
-      </w:r>
-    </w:p>
-    <w:p>
-      <w:pPr>
-        <w:spacing w:after="180"/>
-        <w:jc w:val="both"/>
-      </w:pPr>
-      <w:r>
-        <w:rPr>
-          <w:b/>
-          <w:bCs/>
-        </w:rPr>
-        <w:t xml:space="preserve">Платіжні зобов'язання.</w:t>
-      </w:r>
-      <w:r>
-        <w:t xml:space="preserve"> При закінченні або розірванні цього договору кожна сторона зобов'язується сплатити всі суми, які вона винна іншій стороні, включно з платіжними зобов'язаннями за вже надані Послуги, або повернути всі платежі, отримані, але ще не зароблені, включно з платежами за Послуги, що не були надані.</w:t>
-      </w:r>
-    </w:p>
-    <w:p>
-      <w:pPr>
-        <w:spacing w:after="180"/>
-        <w:jc w:val="both"/>
-      </w:pPr>
-      <w:r>
-        <w:rPr>
-          <w:b/>
-          <w:bCs/>
-        </w:rPr>
-        <w:t xml:space="preserve">Зобов'язання виконавця.</w:t>
-      </w:r>
-      <w:r>
-        <w:t xml:space="preserve"> При отриманні повідомлення про таке розірвання, виконавець (Субпідрядник або Контрактор, залежно від типу договору) зобов'язується негайно припинити всі Послуги, що виконуються, повідомити замовнику про ступінь, у якому виконання було завершено, та передати замовнику всі Deliverables, створені під час надання Послуг.</w:t>
-      </w:r>
-    </w:p>
-    <w:p>
-      <w:pPr>
-        <w:spacing w:after="180"/>
-        <w:jc w:val="both"/>
-      </w:pPr>
-      <w:r>
-        <w:rPr>
-          <w:b/>
-          <w:bCs/>
-        </w:rPr>
-        <w:t xml:space="preserve">Survival.</w:t>
-      </w:r>
-      <w:r>
-        <w:t xml:space="preserve"> Після розірвання цього договору, зобов'язання Сторін щодо </w:t>
-      </w:r>
-      <w:r>
-        <w:rPr>
-          <w:b/>
-          <w:bCs/>
-        </w:rPr>
-        <w:t xml:space="preserve">інтелектуальної власності, конфіденційності, non-solicitation та non-compete</w:t>
-      </w:r>
-      <w:r>
-        <w:t xml:space="preserve"> зберігаються в силі.</w:t>
-      </w:r>
-    </w:p>
-    <w:p>
-      <w:pPr>
-        <w:pStyle w:val="Heading2"/>
-        <w:keepNext/>
-        <w:spacing w:after="180" w:before="360"/>
-      </w:pPr>
-      <w:r>
-        <w:t xml:space="preserve">Три роздільних обов'язки</w:t>
-      </w:r>
-    </w:p>
-    <w:p>
-      <w:pPr>
-        <w:spacing w:after="180"/>
-        <w:jc w:val="both"/>
-      </w:pPr>
-      <w:r>
-        <w:t xml:space="preserve">Цей пункт розбивається на три незалежні зобов'язання:</w:t>
-      </w:r>
-    </w:p>
-    <w:p>
-      <w:pPr>
-        <w:pStyle w:val="Heading3"/>
-        <w:keepNext/>
-        <w:spacing w:after="120" w:before="240"/>
-      </w:pPr>
-      <w:r>
-        <w:t xml:space="preserve">1. Розрахунки (Payment Obligations)</w:t>
-      </w:r>
-    </w:p>
-    <w:p>
-      <w:pPr>
-        <w:spacing w:after="180"/>
-        <w:jc w:val="both"/>
-      </w:pPr>
-      <w:r>
-        <w:t xml:space="preserve">"Хто винен — той платить. Хто отримав зайве — повертає." Симетричне правило, яке працює в обидва боки:</w:t>
+        <w:t xml:space="preserve">GPL/AGPL у нашому коді можуть зобов'язати нас відкрити весь</w:t>
+      </w:r>
+    </w:p>
+    <w:p>
+      <w:pPr>
+        <w:spacing w:after="180"/>
+        <w:jc w:val="both"/>
+      </w:pPr>
+      <w:r>
+        <w:t xml:space="preserve">код, у який вони інтегровані. Для комерційних продуктів це смертельно.</w:t>
       </w:r>
     </w:p>
     <w:p>
@@ -1345,23 +1048,16 @@
         <w:spacing w:after="60"/>
       </w:pPr>
       <w:r>
-        <w:rPr>
-          <w:b/>
-          <w:bCs/>
-        </w:rPr>
-        <w:t xml:space="preserve">Наш борг</w:t>
-      </w:r>
-      <w:r>
-        <w:t xml:space="preserve"> — якщо ми не сплатили за роботу, зроблену до</w:t>
-      </w:r>
-    </w:p>
-    <w:p>
-      <w:pPr>
-        <w:spacing w:after="180"/>
-        <w:jc w:val="both"/>
-      </w:pPr>
-      <w:r>
-        <w:t xml:space="preserve">дати розірвання, ми зобов'язані доплатити.</w:t>
+        <w:t xml:space="preserve">MIT, Apache 2.0, BSD — зазвичай допустимі. Але перевіряйте</w:t>
+      </w:r>
+    </w:p>
+    <w:p>
+      <w:pPr>
+        <w:spacing w:after="180"/>
+        <w:jc w:val="both"/>
+      </w:pPr>
+      <w:r>
+        <w:t xml:space="preserve">з Legal для кожного нового проєкту.</w:t>
       </w:r>
     </w:p>
     <w:p>
@@ -1374,42 +1070,191 @@
         <w:spacing w:after="60"/>
       </w:pPr>
       <w:r>
-        <w:rPr>
-          <w:b/>
-          <w:bCs/>
-        </w:rPr>
-        <w:t xml:space="preserve">Їхній борг</w:t>
-      </w:r>
-      <w:r>
-        <w:t xml:space="preserve"> — якщо ми передплатили за роботу, яку ще не</w:t>
-      </w:r>
-    </w:p>
-    <w:p>
-      <w:pPr>
-        <w:spacing w:after="180"/>
-        <w:jc w:val="both"/>
-      </w:pPr>
-      <w:r>
-        <w:t xml:space="preserve">зроблено, вони повертають гроші (або залік у майбутні проекти за обопільною згодою).</w:t>
-      </w:r>
-    </w:p>
-    <w:p>
-      <w:pPr>
-        <w:pStyle w:val="Heading3"/>
+        <w:t xml:space="preserve">При передачі результатів обов'язково фіксуйте факт повної</w:t>
+      </w:r>
+    </w:p>
+    <w:p>
+      <w:pPr>
+        <w:spacing w:after="180"/>
+        <w:jc w:val="both"/>
+      </w:pPr>
+      <w:r>
+        <w:t xml:space="preserve">оплати — це момент, коли права переходять.</w:t>
+      </w:r>
+    </w:p>
+    <w:p>
+      <w:pPr>
+        <w:pStyle w:val="Heading2"/>
         <w:keepNext/>
-        <w:spacing w:after="120" w:before="240"/>
-      </w:pPr>
-      <w:r>
-        <w:t xml:space="preserve">2. Handover (Subcontractor obligations)</w:t>
-      </w:r>
-    </w:p>
-    <w:p>
-      <w:pPr>
-        <w:spacing w:after="180"/>
-        <w:jc w:val="both"/>
-      </w:pPr>
-      <w:r>
-        <w:t xml:space="preserve">Негайне припинення + звіт про стан + передача. Три дії, які мають статися у день отримання notice:</w:t>
+        <w:spacing w:after="180" w:before="360"/>
+      </w:pPr>
+      <w:r>
+        <w:t xml:space="preserve">6. Publicity</w:t>
+      </w:r>
+    </w:p>
+    <w:p>
+      <w:pPr>
+        <w:spacing w:after="180"/>
+        <w:jc w:val="both"/>
+      </w:pPr>
+      <w:r>
+        <w:t xml:space="preserve">Субпідрядник має право згадувати факт надання Послуг Контрактору на власному вебсайті виключно з маркетинговою метою.</w:t>
+      </w:r>
+    </w:p>
+    <w:p>
+      <w:pPr>
+        <w:pStyle w:val="Heading2"/>
+        <w:keepNext/>
+        <w:spacing w:after="180" w:before="360"/>
+      </w:pPr>
+      <w:r>
+        <w:t xml:space="preserve">7. Term and Termination</w:t>
+      </w:r>
+    </w:p>
+    <w:p>
+      <w:pPr>
+        <w:spacing w:after="180"/>
+        <w:jc w:val="both"/>
+      </w:pPr>
+      <w:r>
+        <w:rPr>
+          <w:b/>
+          <w:bCs/>
+        </w:rPr>
+        <w:t xml:space="preserve">Строк дії.</w:t>
+      </w:r>
+      <w:r>
+        <w:t xml:space="preserve"> Цей договір набуває чинності від дати початку і діє до розірвання однією зі сторін відповідно до умов нижче.</w:t>
+      </w:r>
+    </w:p>
+    <w:p>
+      <w:pPr>
+        <w:spacing w:after="180"/>
+        <w:jc w:val="both"/>
+      </w:pPr>
+      <w:r>
+        <w:rPr>
+          <w:b/>
+          <w:bCs/>
+        </w:rPr>
+        <w:t xml:space="preserve">Розірвання Контрактором (перші 3 місяці).</w:t>
+      </w:r>
+      <w:r>
+        <w:t xml:space="preserve"> Протягом перших </w:t>
+      </w:r>
+      <w:r>
+        <w:rPr>
+          <w:b/>
+          <w:bCs/>
+        </w:rPr>
+        <w:t xml:space="preserve">трьох (3) місяців</w:t>
+      </w:r>
+      <w:r>
+        <w:t xml:space="preserve"> від дати початку Контрактор може розірвати цей договір у будь-який час, надавши Субпідряднику </w:t>
+      </w:r>
+      <w:r>
+        <w:rPr>
+          <w:b/>
+          <w:bCs/>
+        </w:rPr>
+        <w:t xml:space="preserve">1-денне</w:t>
+      </w:r>
+      <w:r>
+        <w:t xml:space="preserve"> письмове попередження.</w:t>
+      </w:r>
+    </w:p>
+    <w:p>
+      <w:pPr>
+        <w:spacing w:after="180"/>
+        <w:jc w:val="both"/>
+      </w:pPr>
+      <w:r>
+        <w:rPr>
+          <w:b/>
+          <w:bCs/>
+        </w:rPr>
+        <w:t xml:space="preserve">Розірвання Контрактором (після 3 місяців).</w:t>
+      </w:r>
+      <w:r>
+        <w:t xml:space="preserve"> Після початкового тримісячного періоду Контрактор може розірвати цей договір у будь-який час, надавши Субпідряднику </w:t>
+      </w:r>
+      <w:r>
+        <w:rPr>
+          <w:b/>
+          <w:bCs/>
+        </w:rPr>
+        <w:t xml:space="preserve">14-денне</w:t>
+      </w:r>
+      <w:r>
+        <w:t xml:space="preserve"> письмове попередження.</w:t>
+      </w:r>
+    </w:p>
+    <w:p>
+      <w:pPr>
+        <w:spacing w:after="180"/>
+        <w:jc w:val="both"/>
+      </w:pPr>
+      <w:r>
+        <w:rPr>
+          <w:b/>
+          <w:bCs/>
+        </w:rPr>
+        <w:t xml:space="preserve">Розірвання Субпідрядником.</w:t>
+      </w:r>
+      <w:r>
+        <w:t xml:space="preserve"> Субпідрядник може розірвати цей договір у будь-який час, надавши Контрактору </w:t>
+      </w:r>
+      <w:r>
+        <w:rPr>
+          <w:b/>
+          <w:bCs/>
+        </w:rPr>
+        <w:t xml:space="preserve">14-денне</w:t>
+      </w:r>
+      <w:r>
+        <w:t xml:space="preserve"> письмове попередження, незалежно від тривалості договору.</w:t>
+      </w:r>
+    </w:p>
+    <w:p>
+      <w:pPr>
+        <w:pStyle w:val="Heading2"/>
+        <w:keepNext/>
+        <w:spacing w:after="180" w:before="360"/>
+      </w:pPr>
+      <w:r>
+        <w:t xml:space="preserve">8. Limitation of Liability and Indemnification</w:t>
+      </w:r>
+    </w:p>
+    <w:p>
+      <w:pPr>
+        <w:spacing w:after="180"/>
+        <w:jc w:val="both"/>
+      </w:pPr>
+      <w:r>
+        <w:rPr>
+          <w:b/>
+          <w:bCs/>
+        </w:rPr>
+        <w:t xml:space="preserve">Legal:</w:t>
+      </w:r>
+      <w:r>
+        <w:t xml:space="preserve"> Ентерпрайзи майже завжди просять знизити Max liability до 6 місяців або до фіксованої суми. Погоджуємо тільки після consultation з Head of Delivery. Не робіть самі. — Legal team &lt;/aside&gt;</w:t>
+      </w:r>
+    </w:p>
+    <w:p>
+      <w:pPr>
+        <w:spacing w:after="180"/>
+        <w:jc w:val="both"/>
+      </w:pPr>
+      <w:r>
+        <w:rPr>
+          <w:b/>
+          <w:bCs/>
+        </w:rPr>
+        <w:t xml:space="preserve">Взаємна індемніфікація.</w:t>
+      </w:r>
+      <w:r>
+        <w:t xml:space="preserve"> Кожна сторона (як сторона, що відшкодовує) зобов'язується компенсувати іншій стороні (як відшкодовуваній стороні) всі збитки, що виникають з:</w:t>
       </w:r>
     </w:p>
     <w:p>
@@ -1422,14 +1267,16 @@
         <w:spacing w:after="60"/>
       </w:pPr>
       <w:r>
-        <w:rPr>
-          <w:b/>
-          <w:bCs/>
-        </w:rPr>
-        <w:t xml:space="preserve">Припинення</w:t>
-      </w:r>
-      <w:r>
-        <w:t xml:space="preserve"> — subcontractor не починає нових завдань</w:t>
+        <w:t xml:space="preserve">будь-якого провадження, ініційованого третьою стороною або</w:t>
+      </w:r>
+    </w:p>
+    <w:p>
+      <w:pPr>
+        <w:spacing w:after="180"/>
+        <w:jc w:val="both"/>
+      </w:pPr>
+      <w:r>
+        <w:t xml:space="preserve">відшкодовуваною стороною; та</w:t>
       </w:r>
     </w:p>
     <w:p>
@@ -1442,14 +1289,155 @@
         <w:spacing w:after="60"/>
       </w:pPr>
       <w:r>
-        <w:rPr>
-          <w:b/>
-          <w:bCs/>
-        </w:rPr>
-        <w:t xml:space="preserve">Звіт</w:t>
-      </w:r>
-      <w:r>
-        <w:t xml:space="preserve"> — що зроблено, що в роботі, що не почато</w:t>
+        <w:t xml:space="preserve">умисних порушень або грубої недбалості сторони, що відшкодовує.</w:t>
+      </w:r>
+    </w:p>
+    <w:p>
+      <w:pPr>
+        <w:spacing w:after="180"/>
+        <w:jc w:val="both"/>
+      </w:pPr>
+      <w:r>
+        <w:rPr>
+          <w:b/>
+          <w:bCs/>
+        </w:rPr>
+        <w:t xml:space="preserve">Взаємне обмеження відповідальності.</w:t>
+      </w:r>
+      <w:r>
+        <w:t xml:space="preserve"> Жодна зі сторін не несе відповідальності за збитки від порушення договору, які є віддаленими або які не могли бути розумно передбачені при укладенні цього договору.</w:t>
+      </w:r>
+    </w:p>
+    <w:p>
+      <w:pPr>
+        <w:spacing w:after="180"/>
+        <w:jc w:val="both"/>
+      </w:pPr>
+      <w:r>
+        <w:rPr>
+          <w:b/>
+          <w:bCs/>
+        </w:rPr>
+        <w:t xml:space="preserve">Максимальна відповідальність.</w:t>
+      </w:r>
+      <w:r>
+        <w:t xml:space="preserve"> Відповідальність Субпідрядника (або Контрактора у клієнтському договорі) за цим договором не перевищує суму винагороди, сплачену за </w:t>
+      </w:r>
+      <w:r>
+        <w:rPr>
+          <w:b/>
+          <w:bCs/>
+        </w:rPr>
+        <w:t xml:space="preserve">12 місяців</w:t>
+      </w:r>
+      <w:r>
+        <w:t xml:space="preserve">, що передують даті виникнення відповідної претензії.</w:t>
+      </w:r>
+    </w:p>
+    <w:p>
+      <w:pPr>
+        <w:pStyle w:val="Heading2"/>
+        <w:keepNext/>
+        <w:spacing w:after="180" w:before="360"/>
+      </w:pPr>
+      <w:r>
+        <w:t xml:space="preserve">9. Effect of Termination</w:t>
+      </w:r>
+    </w:p>
+    <w:p>
+      <w:pPr>
+        <w:spacing w:after="180"/>
+        <w:jc w:val="both"/>
+      </w:pPr>
+      <w:r>
+        <w:rPr>
+          <w:b/>
+          <w:bCs/>
+        </w:rPr>
+        <w:t xml:space="preserve">Платіжні зобов'язання.</w:t>
+      </w:r>
+      <w:r>
+        <w:t xml:space="preserve"> При закінченні або розірванні цього договору кожна сторона зобов'язується сплатити всі суми, які вона винна іншій стороні, включно з платіжними зобов'язаннями за вже надані Послуги, або повернути всі платежі, отримані, але ще не зароблені, включно з платежами за Послуги, що не були надані.</w:t>
+      </w:r>
+    </w:p>
+    <w:p>
+      <w:pPr>
+        <w:spacing w:after="180"/>
+        <w:jc w:val="both"/>
+      </w:pPr>
+      <w:r>
+        <w:rPr>
+          <w:b/>
+          <w:bCs/>
+        </w:rPr>
+        <w:t xml:space="preserve">Зобов'язання виконавця.</w:t>
+      </w:r>
+      <w:r>
+        <w:t xml:space="preserve"> При отриманні повідомлення про таке розірвання, виконавець (Субпідрядник або Контрактор, залежно від типу договору) зобов'язується негайно припинити всі Послуги, що виконуються, повідомити замовнику про ступінь, у якому виконання було завершено, та передати замовнику всі Deliverables, створені під час надання Послуг.</w:t>
+      </w:r>
+    </w:p>
+    <w:p>
+      <w:pPr>
+        <w:spacing w:after="180"/>
+        <w:jc w:val="both"/>
+      </w:pPr>
+      <w:r>
+        <w:rPr>
+          <w:b/>
+          <w:bCs/>
+        </w:rPr>
+        <w:t xml:space="preserve">Survival.</w:t>
+      </w:r>
+      <w:r>
+        <w:t xml:space="preserve"> Після розірвання цього договору, зобов'язання Сторін щодо </w:t>
+      </w:r>
+      <w:r>
+        <w:rPr>
+          <w:b/>
+          <w:bCs/>
+        </w:rPr>
+        <w:t xml:space="preserve">інтелектуальної власності, конфіденційності, non-solicitation та non-compete</w:t>
+      </w:r>
+      <w:r>
+        <w:t xml:space="preserve"> зберігаються в силі.</w:t>
+      </w:r>
+    </w:p>
+    <w:p>
+      <w:pPr>
+        <w:pStyle w:val="Heading2"/>
+        <w:keepNext/>
+        <w:spacing w:after="180" w:before="360"/>
+      </w:pPr>
+      <w:r>
+        <w:t xml:space="preserve">Три роздільних обов'язки</w:t>
+      </w:r>
+    </w:p>
+    <w:p>
+      <w:pPr>
+        <w:spacing w:after="180"/>
+        <w:jc w:val="both"/>
+      </w:pPr>
+      <w:r>
+        <w:t xml:space="preserve">Цей пункт розбивається на три незалежні зобов'язання:</w:t>
+      </w:r>
+    </w:p>
+    <w:p>
+      <w:pPr>
+        <w:pStyle w:val="Heading3"/>
+        <w:keepNext/>
+        <w:spacing w:after="120" w:before="240"/>
+      </w:pPr>
+      <w:r>
+        <w:t xml:space="preserve">1. Розрахунки</w:t>
+      </w:r>
+    </w:p>
+    <w:p>
+      <w:pPr>
+        <w:spacing w:after="180"/>
+        <w:jc w:val="both"/>
+      </w:pPr>
+      <w:r>
+        <w:t xml:space="preserve">«Хто винен — той платить. Хто отримав зайве — повертає.» Симетричне правило, яке працює в обидва боки:</w:t>
       </w:r>
     </w:p>
     <w:p>
@@ -1466,47 +1454,19 @@
           <w:b/>
           <w:bCs/>
         </w:rPr>
-        <w:t xml:space="preserve">Передача</w:t>
-      </w:r>
-      <w:r>
-        <w:t xml:space="preserve"> — всі результати роботи (код, документи, доступи)</w:t>
-      </w:r>
-    </w:p>
-    <w:p>
-      <w:pPr>
-        <w:spacing w:after="180"/>
-        <w:jc w:val="both"/>
-      </w:pPr>
-      <w:r>
-        <w:t xml:space="preserve">переходять до замовника</w:t>
-      </w:r>
-    </w:p>
-    <w:p>
-      <w:pPr>
-        <w:spacing w:after="180"/>
-        <w:jc w:val="both"/>
-      </w:pPr>
-      <w:r>
-        <w:t xml:space="preserve">Якщо subcontractor ігнорує цей пункт, ми маємо юридичну підставу вимагати його виконання і утримати фінальний платіж до handover-у.</w:t>
-      </w:r>
-    </w:p>
-    <w:p>
-      <w:pPr>
-        <w:pStyle w:val="Heading3"/>
-        <w:keepNext/>
-        <w:spacing w:after="120" w:before="240"/>
-      </w:pPr>
-      <w:r>
-        <w:t xml:space="preserve">3. Survival</w:t>
-      </w:r>
-    </w:p>
-    <w:p>
-      <w:pPr>
-        <w:spacing w:after="180"/>
-        <w:jc w:val="both"/>
-      </w:pPr>
-      <w:r>
-        <w:t xml:space="preserve">Що залишається в силі після припинення договору:</w:t>
+        <w:t xml:space="preserve">Наш борг</w:t>
+      </w:r>
+      <w:r>
+        <w:t xml:space="preserve"> — якщо ми не сплатили за роботу, зроблену до</w:t>
+      </w:r>
+    </w:p>
+    <w:p>
+      <w:pPr>
+        <w:spacing w:after="180"/>
+        <w:jc w:val="both"/>
+      </w:pPr>
+      <w:r>
+        <w:t xml:space="preserve">дати розірвання, ми зобов'язані доплатити.</w:t>
       </w:r>
     </w:p>
     <w:p>
@@ -1523,10 +1483,38 @@
           <w:b/>
           <w:bCs/>
         </w:rPr>
-        <w:t xml:space="preserve">IP</w:t>
-      </w:r>
-      <w:r>
-        <w:t xml:space="preserve"> — права на вже передані Deliverables залишаються у замовника</w:t>
+        <w:t xml:space="preserve">Їхній борг</w:t>
+      </w:r>
+      <w:r>
+        <w:t xml:space="preserve"> — якщо ми передплатили за роботу, яку ще не</w:t>
+      </w:r>
+    </w:p>
+    <w:p>
+      <w:pPr>
+        <w:spacing w:after="180"/>
+        <w:jc w:val="both"/>
+      </w:pPr>
+      <w:r>
+        <w:t xml:space="preserve">зроблено, вони повертають гроші (або залік у майбутні проєкти за обопільною згодою).</w:t>
+      </w:r>
+    </w:p>
+    <w:p>
+      <w:pPr>
+        <w:pStyle w:val="Heading3"/>
+        <w:keepNext/>
+        <w:spacing w:after="120" w:before="240"/>
+      </w:pPr>
+      <w:r>
+        <w:t xml:space="preserve">2. Передача справ</w:t>
+      </w:r>
+    </w:p>
+    <w:p>
+      <w:pPr>
+        <w:spacing w:after="180"/>
+        <w:jc w:val="both"/>
+      </w:pPr>
+      <w:r>
+        <w:t xml:space="preserve">Негайне припинення + звіт про стан + передача. Три дії, які мають статися у день отримання повідомлення:</w:t>
       </w:r>
     </w:p>
     <w:p>
@@ -1543,19 +1531,10 @@
           <w:b/>
           <w:bCs/>
         </w:rPr>
-        <w:t xml:space="preserve">Confidentiality</w:t>
-      </w:r>
-      <w:r>
-        <w:t xml:space="preserve"> — все, що було розкрито, залишається confidential</w:t>
-      </w:r>
-    </w:p>
-    <w:p>
-      <w:pPr>
-        <w:spacing w:after="180"/>
-        <w:jc w:val="both"/>
-      </w:pPr>
-      <w:r>
-        <w:t xml:space="preserve">(терміни з Mutual Confidentiality)</w:t>
+        <w:t xml:space="preserve">Припинення</w:t>
+      </w:r>
+      <w:r>
+        <w:t xml:space="preserve"> — виконавець не починає нових завдань</w:t>
       </w:r>
     </w:p>
     <w:p>
@@ -1572,19 +1551,10 @@
           <w:b/>
           <w:bCs/>
         </w:rPr>
-        <w:t xml:space="preserve">Non-solicitation</w:t>
-      </w:r>
-      <w:r>
-        <w:t xml:space="preserve"> — 1 рік у субпідрядних договорах починається</w:t>
-      </w:r>
-    </w:p>
-    <w:p>
-      <w:pPr>
-        <w:spacing w:after="180"/>
-        <w:jc w:val="both"/>
-      </w:pPr>
-      <w:r>
-        <w:t xml:space="preserve">з Start date, не від termination</w:t>
+        <w:t xml:space="preserve">Звіт</w:t>
+      </w:r>
+      <w:r>
+        <w:t xml:space="preserve"> — що зроблено, що в роботі, що не почато</w:t>
       </w:r>
     </w:p>
     <w:p>
@@ -1601,6 +1571,150 @@
           <w:b/>
           <w:bCs/>
         </w:rPr>
+        <w:t xml:space="preserve">Передача</w:t>
+      </w:r>
+      <w:r>
+        <w:t xml:space="preserve"> — всі результати роботи (код, документи, доступи)</w:t>
+      </w:r>
+    </w:p>
+    <w:p>
+      <w:pPr>
+        <w:spacing w:after="180"/>
+        <w:jc w:val="both"/>
+      </w:pPr>
+      <w:r>
+        <w:t xml:space="preserve">переходять до замовника</w:t>
+      </w:r>
+    </w:p>
+    <w:p>
+      <w:pPr>
+        <w:spacing w:after="180"/>
+        <w:jc w:val="both"/>
+      </w:pPr>
+      <w:r>
+        <w:t xml:space="preserve">Якщо виконавець ігнорує цей пункт, ми маємо юридичну підставу вимагати його виконання і утримати фінальний платіж до повної передачі.</w:t>
+      </w:r>
+    </w:p>
+    <w:p>
+      <w:pPr>
+        <w:pStyle w:val="Heading3"/>
+        <w:keepNext/>
+        <w:spacing w:after="120" w:before="240"/>
+      </w:pPr>
+      <w:r>
+        <w:t xml:space="preserve">3. Що залишається в силі після розірвання (survival)</w:t>
+      </w:r>
+    </w:p>
+    <w:p>
+      <w:pPr>
+        <w:spacing w:after="180"/>
+        <w:jc w:val="both"/>
+      </w:pPr>
+      <w:r>
+        <w:t xml:space="preserve">Що продовжує діяти після припинення договору:</w:t>
+      </w:r>
+    </w:p>
+    <w:p>
+      <w:pPr>
+        <w:pStyle w:val="ListParagraph"/>
+        <w:numPr>
+          <w:ilvl w:val="0"/>
+          <w:numId w:val="1"/>
+        </w:numPr>
+        <w:spacing w:after="60"/>
+      </w:pPr>
+      <w:r>
+        <w:rPr>
+          <w:b/>
+          <w:bCs/>
+        </w:rPr>
+        <w:t xml:space="preserve">Інтелектуальна власність</w:t>
+      </w:r>
+      <w:r>
+        <w:t xml:space="preserve"> — права на вже передані</w:t>
+      </w:r>
+    </w:p>
+    <w:p>
+      <w:pPr>
+        <w:spacing w:after="180"/>
+        <w:jc w:val="both"/>
+      </w:pPr>
+      <w:r>
+        <w:t xml:space="preserve">результати роботи залишаються у замовника</w:t>
+      </w:r>
+    </w:p>
+    <w:p>
+      <w:pPr>
+        <w:pStyle w:val="ListParagraph"/>
+        <w:numPr>
+          <w:ilvl w:val="0"/>
+          <w:numId w:val="1"/>
+        </w:numPr>
+        <w:spacing w:after="60"/>
+      </w:pPr>
+      <w:r>
+        <w:rPr>
+          <w:b/>
+          <w:bCs/>
+        </w:rPr>
+        <w:t xml:space="preserve">Конфіденційність</w:t>
+      </w:r>
+      <w:r>
+        <w:t xml:space="preserve"> — все, що було розкрито, залишається</w:t>
+      </w:r>
+    </w:p>
+    <w:p>
+      <w:pPr>
+        <w:spacing w:after="180"/>
+        <w:jc w:val="both"/>
+      </w:pPr>
+      <w:r>
+        <w:t xml:space="preserve">конфіденційним (терміни з Mutual Confidentiality)</w:t>
+      </w:r>
+    </w:p>
+    <w:p>
+      <w:pPr>
+        <w:pStyle w:val="ListParagraph"/>
+        <w:numPr>
+          <w:ilvl w:val="0"/>
+          <w:numId w:val="1"/>
+        </w:numPr>
+        <w:spacing w:after="60"/>
+      </w:pPr>
+      <w:r>
+        <w:rPr>
+          <w:b/>
+          <w:bCs/>
+        </w:rPr>
+        <w:t xml:space="preserve">Non-solicitation</w:t>
+      </w:r>
+      <w:r>
+        <w:t xml:space="preserve"> — 1 рік у субпідрядних договорах; відлік</w:t>
+      </w:r>
+    </w:p>
+    <w:p>
+      <w:pPr>
+        <w:spacing w:after="180"/>
+        <w:jc w:val="both"/>
+      </w:pPr>
+      <w:r>
+        <w:t xml:space="preserve">починається з дати початку договору, не від розірвання</w:t>
+      </w:r>
+    </w:p>
+    <w:p>
+      <w:pPr>
+        <w:pStyle w:val="ListParagraph"/>
+        <w:numPr>
+          <w:ilvl w:val="0"/>
+          <w:numId w:val="1"/>
+        </w:numPr>
+        <w:spacing w:after="60"/>
+      </w:pPr>
+      <w:r>
+        <w:rPr>
+          <w:b/>
+          <w:bCs/>
+        </w:rPr>
         <w:t xml:space="preserve">Non-compete</w:t>
       </w:r>
       <w:r>
@@ -1613,7 +1727,7 @@
         <w:jc w:val="both"/>
       </w:pPr>
       <w:r>
-        <w:t xml:space="preserve">Survival — це ключовий механізм, який робить розірвання "чистим": якщо ти вийшов, ти не забрав з собою ні IP, ні клієнтів, ні конфіденційну інформацію, ні право переманювати людей.</w:t>
+        <w:t xml:space="preserve">Цей механізм робить розірвання «чистим»: якщо ти вийшов, ти не забрав з собою ні прав на інтелектуальну власність, ні клієнтів, ні конфіденційну інформацію, ні право переманювати людей.</w:t>
       </w:r>
     </w:p>
     <w:p>
@@ -1783,7 +1897,7 @@
                 <w:sz w:val="20"/>
                 <w:szCs w:val="20"/>
               </w:rPr>
-              <w:t xml:space="preserve">Registry code: HRB260696B</w:t>
+              <w:t xml:space="preserve">Registry code: HRB123456X</w:t>
             </w:r>
           </w:p>
         </w:tc>
@@ -1887,7 +2001,7 @@
                 <w:sz w:val="20"/>
                 <w:szCs w:val="20"/>
               </w:rPr>
-              <w:t xml:space="preserve">Address: Am Märchenbrunnen 7, Berlin, 10407, Germany</w:t>
+              <w:t xml:space="preserve">Address: Musterstraße 1, Berlin, 10115, Germany</w:t>
             </w:r>
           </w:p>
         </w:tc>
@@ -1939,7 +2053,7 @@
                 <w:sz w:val="20"/>
                 <w:szCs w:val="20"/>
               </w:rPr>
-              <w:t xml:space="preserve">VAT ID: DE366220301</w:t>
+              <w:t xml:space="preserve">VAT ID: DE999888777</w:t>
             </w:r>
           </w:p>
         </w:tc>
@@ -2113,7 +2227,7 @@
                 <w:sz w:val="20"/>
                 <w:szCs w:val="20"/>
               </w:rPr>
-              <w:t xml:space="preserve">Olga Iakubovska, Director</w:t>
+              <w:t xml:space="preserve">Jana Weber, Director</w:t>
             </w:r>
           </w:p>
         </w:tc>
@@ -2460,7 +2574,7 @@
           <w:i/>
           <w:iCs/>
         </w:rPr>
-        <w:t xml:space="preserve"> Olga Iakubovska, Director </w:t>
+        <w:t xml:space="preserve"> Jana Weber, Director </w:t>
       </w:r>
       <w:r>
         <w:t xml:space="preserve">__________</w:t>

--- a/public/exports/contracts/subcontract-dev-2026/contract.uk.docx
+++ b/public/exports/contracts/subcontract-dev-2026/contract.uk.docx
@@ -50,68 +50,6 @@
     </w:p>
     <w:p>
       <w:pPr>
-        <w:spacing w:after="240"/>
-        <w:jc w:val="center"/>
-      </w:pPr>
-      <w:r>
-        <w:rPr>
-          <w:i/>
-          <w:iCs/>
-          <w:color w:val="555555"/>
-          <w:sz w:val="22"/>
-          <w:szCs w:val="22"/>
-        </w:rPr>
-        <w:t xml:space="preserve">між</w:t>
-      </w:r>
-    </w:p>
-    <w:p>
-      <w:pPr>
-        <w:spacing w:after="120"/>
-        <w:jc w:val="center"/>
-      </w:pPr>
-      <w:r>
-        <w:rPr>
-          <w:b/>
-          <w:bCs/>
-          <w:sz w:val="24"/>
-          <w:szCs w:val="24"/>
-        </w:rPr>
-        <w:t xml:space="preserve">Sloboda Software GMBH</w:t>
-      </w:r>
-    </w:p>
-    <w:p>
-      <w:pPr>
-        <w:spacing w:after="120"/>
-        <w:jc w:val="center"/>
-      </w:pPr>
-      <w:r>
-        <w:rPr>
-          <w:i/>
-          <w:iCs/>
-          <w:color w:val="555555"/>
-          <w:sz w:val="22"/>
-          <w:szCs w:val="22"/>
-        </w:rPr>
-        <w:t xml:space="preserve">та</w:t>
-      </w:r>
-    </w:p>
-    <w:p>
-      <w:pPr>
-        <w:spacing w:after="800"/>
-        <w:jc w:val="center"/>
-      </w:pPr>
-      <w:r>
-        <w:rPr>
-          <w:b/>
-          <w:bCs/>
-          <w:sz w:val="24"/>
-          <w:szCs w:val="24"/>
-        </w:rPr>
-        <w:t xml:space="preserve">Субпідрядник</w:t>
-      </w:r>
-    </w:p>
-    <w:p>
-      <w:pPr>
         <w:spacing w:after="120"/>
         <w:jc w:val="center"/>
       </w:pPr>
@@ -178,7 +116,7 @@
           <w:b/>
           <w:bCs/>
         </w:rPr>
-        <w:t xml:space="preserve">Sloboda Software GMBH</w:t>
+        <w:t xml:space="preserve">Acme Services GmbH</w:t>
       </w:r>
       <w:r>
         <w:t xml:space="preserve">, юридична особа, зареєстрована відповідно до законодавства Федеративної Республіки Німеччина, Registry code </w:t>
@@ -1844,7 +1782,7 @@
                 <w:sz w:val="20"/>
                 <w:szCs w:val="20"/>
               </w:rPr>
-              <w:t xml:space="preserve">Sloboda Software GMBH</w:t>
+              <w:t xml:space="preserve">Acme Services GmbH</w:t>
             </w:r>
           </w:p>
         </w:tc>
@@ -2544,7 +2482,7 @@
           <w:b/>
           <w:bCs/>
         </w:rPr>
-        <w:t xml:space="preserve">Sloboda Software GMBH</w:t>
+        <w:t xml:space="preserve">Acme Services GmbH</w:t>
       </w:r>
       <w:r>
         <w:t xml:space="preserve"> </w:t>
